--- a/documents/template.docx
+++ b/documents/template.docx
@@ -99,41 +99,13 @@
                 <w:szCs w:val="20"/>
               </w:rPr>
             </w:pPr>
-            <w:proofErr w:type="gramStart"/>
-            <w:r>
-              <w:rPr>
-                <w:rFonts w:ascii="Arial" w:hAnsi="Arial" w:cs="Arial"/>
-                <w:sz w:val="20"/>
-                <w:szCs w:val="20"/>
-              </w:rPr>
-              <w:t xml:space="preserve">{{ </w:t>
-            </w:r>
-            <w:proofErr w:type="spellStart"/>
-            <w:r>
-              <w:rPr>
-                <w:rFonts w:ascii="Arial" w:hAnsi="Arial" w:cs="Arial"/>
-                <w:sz w:val="20"/>
-                <w:szCs w:val="20"/>
-              </w:rPr>
-              <w:t>customer</w:t>
-            </w:r>
-            <w:proofErr w:type="gramEnd"/>
-            <w:r>
-              <w:rPr>
-                <w:rFonts w:ascii="Arial" w:hAnsi="Arial" w:cs="Arial"/>
-                <w:sz w:val="20"/>
-                <w:szCs w:val="20"/>
-              </w:rPr>
-              <w:t>_name</w:t>
-            </w:r>
-            <w:proofErr w:type="spellEnd"/>
-            <w:r>
-              <w:rPr>
-                <w:rFonts w:ascii="Arial" w:hAnsi="Arial" w:cs="Arial"/>
-                <w:sz w:val="20"/>
-                <w:szCs w:val="20"/>
-              </w:rPr>
-              <w:t xml:space="preserve"> }}</w:t>
+            <w:r>
+              <w:rPr>
+                <w:rFonts w:ascii="Arial" w:hAnsi="Arial" w:cs="Arial"/>
+                <w:sz w:val="20"/>
+                <w:szCs w:val="20"/>
+              </w:rPr>
+              <w:t>{{ customer_name }}</w:t>
             </w:r>
           </w:p>
         </w:tc>
@@ -214,6 +186,50 @@
                 <w:szCs w:val="20"/>
               </w:rPr>
             </w:pPr>
+            <w:proofErr w:type="gramStart"/>
+            <w:r>
+              <w:rPr>
+                <w:rFonts w:ascii="Arial" w:hAnsi="Arial" w:cs="Arial"/>
+                <w:sz w:val="20"/>
+                <w:szCs w:val="20"/>
+              </w:rPr>
+              <w:t xml:space="preserve">{{ </w:t>
+            </w:r>
+            <w:proofErr w:type="spellStart"/>
+            <w:r>
+              <w:rPr>
+                <w:rFonts w:ascii="Arial" w:hAnsi="Arial" w:cs="Arial"/>
+                <w:sz w:val="20"/>
+                <w:szCs w:val="20"/>
+              </w:rPr>
+              <w:t>customer</w:t>
+            </w:r>
+            <w:proofErr w:type="gramEnd"/>
+            <w:r>
+              <w:rPr>
+                <w:rFonts w:ascii="Arial" w:hAnsi="Arial" w:cs="Arial"/>
+                <w:sz w:val="20"/>
+                <w:szCs w:val="20"/>
+              </w:rPr>
+              <w:t>_short</w:t>
+            </w:r>
+            <w:proofErr w:type="spellEnd"/>
+            <w:r>
+              <w:rPr>
+                <w:rFonts w:ascii="Arial" w:hAnsi="Arial" w:cs="Arial"/>
+                <w:sz w:val="20"/>
+                <w:szCs w:val="20"/>
+              </w:rPr>
+              <w:t xml:space="preserve"> </w:t>
+            </w:r>
+            <w:r>
+              <w:rPr>
+                <w:rFonts w:ascii="Arial" w:hAnsi="Arial" w:cs="Arial"/>
+                <w:sz w:val="20"/>
+                <w:szCs w:val="20"/>
+              </w:rPr>
+              <w:t>}}</w:t>
+            </w:r>
           </w:p>
         </w:tc>
       </w:tr>
@@ -293,7 +309,6 @@
                 <w:szCs w:val="20"/>
               </w:rPr>
             </w:pPr>
-            <w:proofErr w:type="gramStart"/>
             <w:r>
               <w:rPr>
                 <w:rFonts w:ascii="Arial" w:hAnsi="Arial" w:cs="Arial"/>
@@ -302,24 +317,30 @@
               </w:rPr>
               <w:t xml:space="preserve">{{ </w:t>
             </w:r>
-            <w:proofErr w:type="spellStart"/>
-            <w:r>
-              <w:rPr>
-                <w:rFonts w:ascii="Arial" w:hAnsi="Arial" w:cs="Arial"/>
-                <w:sz w:val="20"/>
-                <w:szCs w:val="20"/>
-              </w:rPr>
-              <w:t>ogrn</w:t>
-            </w:r>
-            <w:proofErr w:type="spellEnd"/>
-            <w:proofErr w:type="gramEnd"/>
-            <w:r>
-              <w:rPr>
-                <w:rFonts w:ascii="Arial" w:hAnsi="Arial" w:cs="Arial"/>
-                <w:sz w:val="20"/>
-                <w:szCs w:val="20"/>
-              </w:rPr>
-              <w:t xml:space="preserve"> }}</w:t>
+            <w:r>
+              <w:rPr>
+                <w:rFonts w:ascii="Arial" w:hAnsi="Arial" w:cs="Arial"/>
+                <w:sz w:val="20"/>
+                <w:szCs w:val="20"/>
+              </w:rPr>
+              <w:t>customer</w:t>
+            </w:r>
+            <w:r>
+              <w:rPr>
+                <w:rFonts w:ascii="Arial" w:hAnsi="Arial" w:cs="Arial"/>
+                <w:sz w:val="20"/>
+                <w:szCs w:val="20"/>
+                <w:lang w:val="en-US"/>
+              </w:rPr>
+              <w:t>_</w:t>
+            </w:r>
+            <w:r>
+              <w:rPr>
+                <w:rFonts w:ascii="Arial" w:hAnsi="Arial" w:cs="Arial"/>
+                <w:sz w:val="20"/>
+                <w:szCs w:val="20"/>
+              </w:rPr>
+              <w:t>ogrn }}</w:t>
             </w:r>
           </w:p>
         </w:tc>
@@ -416,7 +437,7 @@
                 <w:sz w:val="20"/>
                 <w:szCs w:val="20"/>
               </w:rPr>
-              <w:t>legal</w:t>
+              <w:t>customer</w:t>
             </w:r>
             <w:proofErr w:type="gramEnd"/>
             <w:r>
@@ -434,7 +455,15 @@
                 <w:sz w:val="20"/>
                 <w:szCs w:val="20"/>
               </w:rPr>
-              <w:t xml:space="preserve"> }}</w:t>
+              <w:t xml:space="preserve"> </w:t>
+            </w:r>
+            <w:r>
+              <w:rPr>
+                <w:rFonts w:ascii="Arial" w:hAnsi="Arial" w:cs="Arial"/>
+                <w:sz w:val="20"/>
+                <w:szCs w:val="20"/>
+              </w:rPr>
+              <w:t>}}</w:t>
             </w:r>
           </w:p>
         </w:tc>
@@ -515,6 +544,42 @@
                 <w:szCs w:val="20"/>
               </w:rPr>
             </w:pPr>
+            <w:proofErr w:type="gramStart"/>
+            <w:r>
+              <w:rPr>
+                <w:rFonts w:ascii="Arial" w:hAnsi="Arial" w:cs="Arial"/>
+                <w:sz w:val="20"/>
+                <w:szCs w:val="20"/>
+              </w:rPr>
+              <w:t xml:space="preserve">{{ </w:t>
+            </w:r>
+            <w:proofErr w:type="spellStart"/>
+            <w:r>
+              <w:rPr>
+                <w:rFonts w:ascii="Arial" w:hAnsi="Arial" w:cs="Arial"/>
+                <w:sz w:val="20"/>
+                <w:szCs w:val="20"/>
+              </w:rPr>
+              <w:t>customer</w:t>
+            </w:r>
+            <w:proofErr w:type="gramEnd"/>
+            <w:r>
+              <w:rPr>
+                <w:rFonts w:ascii="Arial" w:hAnsi="Arial" w:cs="Arial"/>
+                <w:sz w:val="20"/>
+                <w:szCs w:val="20"/>
+              </w:rPr>
+              <w:t>_fact_address</w:t>
+            </w:r>
+            <w:proofErr w:type="spellEnd"/>
+            <w:r>
+              <w:rPr>
+                <w:rFonts w:ascii="Arial" w:hAnsi="Arial" w:cs="Arial"/>
+                <w:sz w:val="20"/>
+                <w:szCs w:val="20"/>
+              </w:rPr>
+              <w:t xml:space="preserve"> }}</w:t>
+            </w:r>
           </w:p>
         </w:tc>
       </w:tr>
@@ -600,10 +665,23 @@
             </w:r>
             <w:proofErr w:type="spellStart"/>
             <w:r>
-              <w:t>phone</w:t>
+              <w:rPr>
+                <w:rFonts w:ascii="Arial" w:hAnsi="Arial" w:cs="Arial"/>
+                <w:sz w:val="20"/>
+                <w:szCs w:val="20"/>
+              </w:rPr>
+              <w:t>customer</w:t>
+            </w:r>
+            <w:proofErr w:type="gramEnd"/>
+            <w:r>
+              <w:rPr>
+                <w:rFonts w:ascii="Arial" w:hAnsi="Arial" w:cs="Arial"/>
+                <w:sz w:val="20"/>
+                <w:szCs w:val="20"/>
+              </w:rPr>
+              <w:t>_phone</w:t>
             </w:r>
             <w:proofErr w:type="spellEnd"/>
-            <w:proofErr w:type="gramEnd"/>
             <w:r>
               <w:t xml:space="preserve"> }}</w:t>
             </w:r>
@@ -694,10 +772,23 @@
             </w:r>
             <w:proofErr w:type="spellStart"/>
             <w:r>
-              <w:t>email</w:t>
+              <w:rPr>
+                <w:rFonts w:ascii="Arial" w:hAnsi="Arial" w:cs="Arial"/>
+                <w:sz w:val="20"/>
+                <w:szCs w:val="20"/>
+              </w:rPr>
+              <w:t>customer</w:t>
+            </w:r>
+            <w:proofErr w:type="gramEnd"/>
+            <w:r>
+              <w:rPr>
+                <w:rFonts w:ascii="Arial" w:hAnsi="Arial" w:cs="Arial"/>
+                <w:sz w:val="20"/>
+                <w:szCs w:val="20"/>
+              </w:rPr>
+              <w:t>_email</w:t>
             </w:r>
             <w:proofErr w:type="spellEnd"/>
-            <w:proofErr w:type="gramEnd"/>
             <w:r>
               <w:t xml:space="preserve"> }}</w:t>
             </w:r>
@@ -780,18 +871,8 @@
                 <w:szCs w:val="20"/>
               </w:rPr>
             </w:pPr>
-            <w:proofErr w:type="gramStart"/>
-            <w:r>
-              <w:t xml:space="preserve">{{ </w:t>
-            </w:r>
-            <w:proofErr w:type="spellStart"/>
-            <w:r>
-              <w:t>person</w:t>
-            </w:r>
-            <w:proofErr w:type="spellEnd"/>
-            <w:proofErr w:type="gramEnd"/>
-            <w:r>
-              <w:t xml:space="preserve"> }}</w:t>
+            <w:r>
+              <w:t>{{ person }}</w:t>
             </w:r>
           </w:p>
         </w:tc>
@@ -881,6 +962,44 @@
                 <w:szCs w:val="20"/>
               </w:rPr>
             </w:pPr>
+            <w:proofErr w:type="gramStart"/>
+            <w:r>
+              <w:rPr>
+                <w:rFonts w:ascii="Arial" w:hAnsi="Arial" w:cs="Arial"/>
+                <w:sz w:val="20"/>
+                <w:szCs w:val="20"/>
+              </w:rPr>
+              <w:t xml:space="preserve">{{ </w:t>
+            </w:r>
+            <w:proofErr w:type="spellStart"/>
+            <w:r>
+              <w:rPr>
+                <w:rFonts w:ascii="Arial" w:hAnsi="Arial" w:cs="Arial"/>
+                <w:sz w:val="20"/>
+                <w:szCs w:val="20"/>
+                <w:lang w:val="en-US"/>
+              </w:rPr>
+              <w:t>manufacturer</w:t>
+            </w:r>
+            <w:proofErr w:type="gramEnd"/>
+            <w:r>
+              <w:rPr>
+                <w:rFonts w:ascii="Arial" w:hAnsi="Arial" w:cs="Arial"/>
+                <w:sz w:val="20"/>
+                <w:szCs w:val="20"/>
+                <w:lang w:val="en-US"/>
+              </w:rPr>
+              <w:t>_name</w:t>
+            </w:r>
+            <w:proofErr w:type="spellEnd"/>
+            <w:r>
+              <w:rPr>
+                <w:rFonts w:ascii="Arial" w:hAnsi="Arial" w:cs="Arial"/>
+                <w:sz w:val="20"/>
+                <w:szCs w:val="20"/>
+              </w:rPr>
+              <w:t xml:space="preserve"> }}</w:t>
+            </w:r>
           </w:p>
         </w:tc>
       </w:tr>
@@ -960,6 +1079,44 @@
                 <w:szCs w:val="20"/>
               </w:rPr>
             </w:pPr>
+            <w:proofErr w:type="gramStart"/>
+            <w:r>
+              <w:rPr>
+                <w:rFonts w:ascii="Arial" w:hAnsi="Arial" w:cs="Arial"/>
+                <w:sz w:val="20"/>
+                <w:szCs w:val="20"/>
+              </w:rPr>
+              <w:t xml:space="preserve">{{ </w:t>
+            </w:r>
+            <w:proofErr w:type="spellStart"/>
+            <w:r>
+              <w:rPr>
+                <w:rFonts w:ascii="Arial" w:hAnsi="Arial" w:cs="Arial"/>
+                <w:sz w:val="20"/>
+                <w:szCs w:val="20"/>
+                <w:lang w:val="en-US"/>
+              </w:rPr>
+              <w:t>manufacturer</w:t>
+            </w:r>
+            <w:proofErr w:type="gramEnd"/>
+            <w:r>
+              <w:rPr>
+                <w:rFonts w:ascii="Arial" w:hAnsi="Arial" w:cs="Arial"/>
+                <w:sz w:val="20"/>
+                <w:szCs w:val="20"/>
+                <w:lang w:val="en-US"/>
+              </w:rPr>
+              <w:t>_short</w:t>
+            </w:r>
+            <w:proofErr w:type="spellEnd"/>
+            <w:r>
+              <w:rPr>
+                <w:rFonts w:ascii="Arial" w:hAnsi="Arial" w:cs="Arial"/>
+                <w:sz w:val="20"/>
+                <w:szCs w:val="20"/>
+              </w:rPr>
+              <w:t xml:space="preserve"> }}</w:t>
+            </w:r>
           </w:p>
         </w:tc>
       </w:tr>
@@ -1039,6 +1196,44 @@
                 <w:szCs w:val="20"/>
               </w:rPr>
             </w:pPr>
+            <w:proofErr w:type="gramStart"/>
+            <w:r>
+              <w:rPr>
+                <w:rFonts w:ascii="Arial" w:hAnsi="Arial" w:cs="Arial"/>
+                <w:sz w:val="20"/>
+                <w:szCs w:val="20"/>
+              </w:rPr>
+              <w:t xml:space="preserve">{{ </w:t>
+            </w:r>
+            <w:proofErr w:type="spellStart"/>
+            <w:r>
+              <w:rPr>
+                <w:rFonts w:ascii="Arial" w:hAnsi="Arial" w:cs="Arial"/>
+                <w:sz w:val="20"/>
+                <w:szCs w:val="20"/>
+                <w:lang w:val="en-US"/>
+              </w:rPr>
+              <w:t>manufacturer</w:t>
+            </w:r>
+            <w:proofErr w:type="gramEnd"/>
+            <w:r>
+              <w:rPr>
+                <w:rFonts w:ascii="Arial" w:hAnsi="Arial" w:cs="Arial"/>
+                <w:sz w:val="20"/>
+                <w:szCs w:val="20"/>
+                <w:lang w:val="en-US"/>
+              </w:rPr>
+              <w:t>_ogrn</w:t>
+            </w:r>
+            <w:proofErr w:type="spellEnd"/>
+            <w:r>
+              <w:rPr>
+                <w:rFonts w:ascii="Arial" w:hAnsi="Arial" w:cs="Arial"/>
+                <w:sz w:val="20"/>
+                <w:szCs w:val="20"/>
+              </w:rPr>
+              <w:t xml:space="preserve"> }}</w:t>
+            </w:r>
           </w:p>
         </w:tc>
       </w:tr>
@@ -1118,6 +1313,44 @@
                 <w:szCs w:val="20"/>
               </w:rPr>
             </w:pPr>
+            <w:proofErr w:type="gramStart"/>
+            <w:r>
+              <w:rPr>
+                <w:rFonts w:ascii="Arial" w:hAnsi="Arial" w:cs="Arial"/>
+                <w:sz w:val="20"/>
+                <w:szCs w:val="20"/>
+              </w:rPr>
+              <w:t xml:space="preserve">{{ </w:t>
+            </w:r>
+            <w:proofErr w:type="spellStart"/>
+            <w:r>
+              <w:rPr>
+                <w:rFonts w:ascii="Arial" w:hAnsi="Arial" w:cs="Arial"/>
+                <w:sz w:val="20"/>
+                <w:szCs w:val="20"/>
+                <w:lang w:val="en-US"/>
+              </w:rPr>
+              <w:t>manufacturer</w:t>
+            </w:r>
+            <w:proofErr w:type="gramEnd"/>
+            <w:r>
+              <w:rPr>
+                <w:rFonts w:ascii="Arial" w:hAnsi="Arial" w:cs="Arial"/>
+                <w:sz w:val="20"/>
+                <w:szCs w:val="20"/>
+                <w:lang w:val="en-US"/>
+              </w:rPr>
+              <w:t>_address</w:t>
+            </w:r>
+            <w:proofErr w:type="spellEnd"/>
+            <w:r>
+              <w:rPr>
+                <w:rFonts w:ascii="Arial" w:hAnsi="Arial" w:cs="Arial"/>
+                <w:sz w:val="20"/>
+                <w:szCs w:val="20"/>
+              </w:rPr>
+              <w:t xml:space="preserve"> }}</w:t>
+            </w:r>
           </w:p>
         </w:tc>
       </w:tr>
@@ -1197,6 +1430,52 @@
                 <w:szCs w:val="20"/>
               </w:rPr>
             </w:pPr>
+            <w:proofErr w:type="gramStart"/>
+            <w:r>
+              <w:rPr>
+                <w:rFonts w:ascii="Arial" w:hAnsi="Arial" w:cs="Arial"/>
+                <w:sz w:val="20"/>
+                <w:szCs w:val="20"/>
+              </w:rPr>
+              <w:t xml:space="preserve">{{ </w:t>
+            </w:r>
+            <w:proofErr w:type="spellStart"/>
+            <w:r>
+              <w:rPr>
+                <w:rFonts w:ascii="Arial" w:hAnsi="Arial" w:cs="Arial"/>
+                <w:sz w:val="20"/>
+                <w:szCs w:val="20"/>
+                <w:lang w:val="en-US"/>
+              </w:rPr>
+              <w:t>manufacturer</w:t>
+            </w:r>
+            <w:proofErr w:type="gramEnd"/>
+            <w:r>
+              <w:rPr>
+                <w:rFonts w:ascii="Arial" w:hAnsi="Arial" w:cs="Arial"/>
+                <w:sz w:val="20"/>
+                <w:szCs w:val="20"/>
+                <w:lang w:val="en-US"/>
+              </w:rPr>
+              <w:t>_fact_address</w:t>
+            </w:r>
+            <w:proofErr w:type="spellEnd"/>
+            <w:r>
+              <w:rPr>
+                <w:rFonts w:ascii="Arial" w:hAnsi="Arial" w:cs="Arial"/>
+                <w:sz w:val="20"/>
+                <w:szCs w:val="20"/>
+              </w:rPr>
+              <w:t xml:space="preserve"> </w:t>
+            </w:r>
+            <w:r>
+              <w:rPr>
+                <w:rFonts w:ascii="Arial" w:hAnsi="Arial" w:cs="Arial"/>
+                <w:sz w:val="20"/>
+                <w:szCs w:val="20"/>
+              </w:rPr>
+              <w:t>}}</w:t>
+            </w:r>
           </w:p>
         </w:tc>
       </w:tr>
@@ -1276,6 +1555,42 @@
                 <w:szCs w:val="20"/>
               </w:rPr>
             </w:pPr>
+            <w:proofErr w:type="gramStart"/>
+            <w:r>
+              <w:t xml:space="preserve">{{ </w:t>
+            </w:r>
+            <w:proofErr w:type="spellStart"/>
+            <w:r>
+              <w:rPr>
+                <w:rFonts w:ascii="Arial" w:hAnsi="Arial" w:cs="Arial"/>
+                <w:sz w:val="20"/>
+                <w:szCs w:val="20"/>
+                <w:lang w:val="en-US"/>
+              </w:rPr>
+              <w:t>manufacturer</w:t>
+            </w:r>
+            <w:proofErr w:type="gramEnd"/>
+            <w:r>
+              <w:rPr>
+                <w:rFonts w:ascii="Arial" w:hAnsi="Arial" w:cs="Arial"/>
+                <w:sz w:val="20"/>
+                <w:szCs w:val="20"/>
+                <w:lang w:val="en-US"/>
+              </w:rPr>
+              <w:t>_phone</w:t>
+            </w:r>
+            <w:proofErr w:type="spellEnd"/>
+            <w:r>
+              <w:rPr>
+                <w:rFonts w:ascii="Arial" w:hAnsi="Arial" w:cs="Arial"/>
+                <w:sz w:val="20"/>
+                <w:szCs w:val="20"/>
+              </w:rPr>
+              <w:t xml:space="preserve"> </w:t>
+            </w:r>
+            <w:r>
+              <w:t>}}</w:t>
+            </w:r>
           </w:p>
         </w:tc>
       </w:tr>
@@ -1356,6 +1671,25 @@
                 <w:szCs w:val="20"/>
               </w:rPr>
             </w:pPr>
+            <w:proofErr w:type="gramStart"/>
+            <w:r>
+              <w:t xml:space="preserve">{{ </w:t>
+            </w:r>
+            <w:proofErr w:type="spellStart"/>
+            <w:r>
+              <w:t>manufacturer</w:t>
+            </w:r>
+            <w:proofErr w:type="gramEnd"/>
+            <w:r>
+              <w:t>_email</w:t>
+            </w:r>
+            <w:proofErr w:type="spellEnd"/>
+            <w:r>
+              <w:t xml:space="preserve"> </w:t>
+            </w:r>
+            <w:r>
+              <w:t>}}</w:t>
+            </w:r>
           </w:p>
         </w:tc>
       </w:tr>
@@ -1464,6 +1798,18 @@
                 <w:szCs w:val="20"/>
               </w:rPr>
             </w:pPr>
+            <w:r>
+              <w:t xml:space="preserve">{{ </w:t>
+            </w:r>
+            <w:r>
+              <w:rPr>
+                <w:lang w:val="en-US"/>
+              </w:rPr>
+              <w:t>dssoi</w:t>
+            </w:r>
+            <w:r>
+              <w:t xml:space="preserve"> }}</w:t>
+            </w:r>
           </w:p>
         </w:tc>
       </w:tr>
@@ -1552,6 +1898,31 @@
                 <w:szCs w:val="20"/>
               </w:rPr>
             </w:pPr>
+            <w:proofErr w:type="gramStart"/>
+            <w:r>
+              <w:t xml:space="preserve">{{ </w:t>
+            </w:r>
+            <w:proofErr w:type="spellStart"/>
+            <w:r>
+              <w:rPr>
+                <w:lang w:val="en-US"/>
+              </w:rPr>
+              <w:t>product</w:t>
+            </w:r>
+            <w:proofErr w:type="gramEnd"/>
+            <w:r>
+              <w:rPr>
+                <w:lang w:val="en-US"/>
+              </w:rPr>
+              <w:t>_name</w:t>
+            </w:r>
+            <w:proofErr w:type="spellEnd"/>
+            <w:r>
+              <w:t xml:space="preserve"> </w:t>
+            </w:r>
+            <w:r>
+              <w:t>}}</w:t>
+            </w:r>
           </w:p>
         </w:tc>
       </w:tr>
@@ -1641,6 +2012,25 @@
                 <w:szCs w:val="20"/>
               </w:rPr>
             </w:pPr>
+            <w:proofErr w:type="gramStart"/>
+            <w:r>
+              <w:t xml:space="preserve">{{ </w:t>
+            </w:r>
+            <w:proofErr w:type="spellStart"/>
+            <w:r>
+              <w:rPr>
+                <w:lang w:val="en-US"/>
+              </w:rPr>
+              <w:t>okpd</w:t>
+            </w:r>
+            <w:proofErr w:type="spellEnd"/>
+            <w:proofErr w:type="gramEnd"/>
+            <w:r>
+              <w:t>2</w:t>
+            </w:r>
+            <w:r>
+              <w:t xml:space="preserve"> }}</w:t>
+            </w:r>
           </w:p>
         </w:tc>
       </w:tr>
@@ -1720,6 +2110,18 @@
                 <w:szCs w:val="20"/>
               </w:rPr>
             </w:pPr>
+            <w:r>
+              <w:t xml:space="preserve">{{ </w:t>
+            </w:r>
+            <w:r>
+              <w:rPr>
+                <w:lang w:val="en-US"/>
+              </w:rPr>
+              <w:t>tnved</w:t>
+            </w:r>
+            <w:r>
+              <w:t xml:space="preserve"> }}</w:t>
+            </w:r>
           </w:p>
         </w:tc>
       </w:tr>
@@ -1799,6 +2201,22 @@
                 <w:szCs w:val="20"/>
               </w:rPr>
             </w:pPr>
+            <w:proofErr w:type="gramStart"/>
+            <w:r>
+              <w:t xml:space="preserve">{{ </w:t>
+            </w:r>
+            <w:proofErr w:type="spellStart"/>
+            <w:r>
+              <w:t>production</w:t>
+            </w:r>
+            <w:proofErr w:type="gramEnd"/>
+            <w:r>
+              <w:t>_document</w:t>
+            </w:r>
+            <w:proofErr w:type="spellEnd"/>
+            <w:r>
+              <w:t xml:space="preserve"> }}</w:t>
+            </w:r>
           </w:p>
         </w:tc>
       </w:tr>
@@ -1878,6 +2296,28 @@
                 <w:szCs w:val="20"/>
               </w:rPr>
             </w:pPr>
+            <w:proofErr w:type="gramStart"/>
+            <w:r>
+              <w:t xml:space="preserve">{{ </w:t>
+            </w:r>
+            <w:proofErr w:type="spellStart"/>
+            <w:r>
+              <w:rPr>
+                <w:lang w:val="en-US"/>
+              </w:rPr>
+              <w:t>batch</w:t>
+            </w:r>
+            <w:proofErr w:type="gramEnd"/>
+            <w:r>
+              <w:rPr>
+                <w:lang w:val="en-US"/>
+              </w:rPr>
+              <w:t>_type</w:t>
+            </w:r>
+            <w:proofErr w:type="spellEnd"/>
+            <w:r>
+              <w:t xml:space="preserve"> }}</w:t>
+            </w:r>
           </w:p>
         </w:tc>
       </w:tr>
@@ -1968,6 +2408,23 @@
                 <w:szCs w:val="20"/>
               </w:rPr>
             </w:pPr>
+            <w:proofErr w:type="gramStart"/>
+            <w:r>
+              <w:t xml:space="preserve">{{ </w:t>
+            </w:r>
+            <w:r>
+              <w:rPr>
+                <w:lang w:val="en-US"/>
+              </w:rPr>
+              <w:t>standards</w:t>
+            </w:r>
+            <w:proofErr w:type="gramEnd"/>
+            <w:r>
+              <w:t xml:space="preserve"> </w:t>
+            </w:r>
+            <w:r>
+              <w:t>}}</w:t>
+            </w:r>
           </w:p>
         </w:tc>
       </w:tr>
@@ -2049,6 +2506,23 @@
                 <w:szCs w:val="20"/>
               </w:rPr>
             </w:pPr>
+            <w:proofErr w:type="gramStart"/>
+            <w:r>
+              <w:t xml:space="preserve">{{ </w:t>
+            </w:r>
+            <w:r>
+              <w:rPr>
+                <w:lang w:val="en-US"/>
+              </w:rPr>
+              <w:t>indicators</w:t>
+            </w:r>
+            <w:proofErr w:type="gramEnd"/>
+            <w:r>
+              <w:t xml:space="preserve"> </w:t>
+            </w:r>
+            <w:r>
+              <w:t>}}</w:t>
+            </w:r>
           </w:p>
         </w:tc>
       </w:tr>
